--- a/Collatio/3/1. Textos/2. Limpios/3-D.docx
+++ b/Collatio/3/1. Textos/2. Limpios/3-D.docx
@@ -1,34 +1,25 @@
 
 <file path=word/document.xml><?xml version="1.0" encoding="utf-8"?>
-<w:document xmlns:wpc="http://schemas.microsoft.com/office/word/2010/wordprocessingCanvas" xmlns:cx="http://schemas.microsoft.com/office/drawing/2014/chartex" xmlns:cx1="http://schemas.microsoft.com/office/drawing/2015/9/8/chartex" xmlns:cx2="http://schemas.microsoft.com/office/drawing/2015/10/21/chartex" xmlns:cx3="http://schemas.microsoft.com/office/drawing/2016/5/9/chartex" xmlns:cx4="http://schemas.microsoft.com/office/drawing/2016/5/10/chartex" xmlns:cx5="http://schemas.microsoft.com/office/drawing/2016/5/11/chartex" xmlns:cx6="http://schemas.microsoft.com/office/drawing/2016/5/12/chartex" xmlns:cx7="http://schemas.microsoft.com/office/drawing/2016/5/13/chartex" xmlns:cx8="http://schemas.microsoft.com/office/drawing/2016/5/14/chartex" xmlns:mc="http://schemas.openxmlformats.org/markup-compatibility/2006" xmlns:aink="http://schemas.microsoft.com/office/drawing/2016/ink" xmlns:am3d="http://schemas.microsoft.com/office/drawing/2017/model3d" xmlns:o="urn:schemas-microsoft-com:office:office" xmlns:oel="http://schemas.microsoft.com/office/2019/extlst" xmlns:r="http://schemas.openxmlformats.org/officeDocument/2006/relationships" xmlns:m="http://schemas.openxmlformats.org/officeDocument/2006/math" xmlns:v="urn:schemas-microsoft-com:vml" xmlns:wp14="http://schemas.microsoft.com/office/word/2010/wordprocessingDrawing" xmlns:wp="http://schemas.openxmlformats.org/drawingml/2006/wordprocessingDrawing" xmlns:w10="urn:schemas-microsoft-com:office:word" xmlns:w="http://schemas.openxmlformats.org/wordprocessingml/2006/main" xmlns:w14="http://schemas.microsoft.com/office/word/2010/wordml" xmlns:w15="http://schemas.microsoft.com/office/word/2012/wordml" xmlns:w16cex="http://schemas.microsoft.com/office/word/2018/wordml/cex" xmlns:w16cid="http://schemas.microsoft.com/office/word/2016/wordml/cid" xmlns:w16="http://schemas.microsoft.com/office/word/2018/wordml" xmlns:w16sdtdh="http://schemas.microsoft.com/office/word/2020/wordml/sdtdatahash" xmlns:w16se="http://schemas.microsoft.com/office/word/2015/wordml/symex" xmlns:wpg="http://schemas.microsoft.com/office/word/2010/wordprocessingGroup" xmlns:wpi="http://schemas.microsoft.com/office/word/2010/wordprocessingInk" xmlns:wne="http://schemas.microsoft.com/office/word/2006/wordml" xmlns:wps="http://schemas.microsoft.com/office/word/2010/wordprocessingShape" mc:Ignorable="w14 w15 w16se w16cid w16 w16cex w16sdtdh wp14">
+<w:document xmlns:wpc="http://schemas.microsoft.com/office/word/2010/wordprocessingCanvas" xmlns:cx="http://schemas.microsoft.com/office/drawing/2014/chartex" xmlns:cx1="http://schemas.microsoft.com/office/drawing/2015/9/8/chartex" xmlns:cx2="http://schemas.microsoft.com/office/drawing/2015/10/21/chartex" xmlns:cx3="http://schemas.microsoft.com/office/drawing/2016/5/9/chartex" xmlns:cx4="http://schemas.microsoft.com/office/drawing/2016/5/10/chartex" xmlns:cx5="http://schemas.microsoft.com/office/drawing/2016/5/11/chartex" xmlns:cx6="http://schemas.microsoft.com/office/drawing/2016/5/12/chartex" xmlns:cx7="http://schemas.microsoft.com/office/drawing/2016/5/13/chartex" xmlns:cx8="http://schemas.microsoft.com/office/drawing/2016/5/14/chartex" xmlns:mc="http://schemas.openxmlformats.org/markup-compatibility/2006" xmlns:aink="http://schemas.microsoft.com/office/drawing/2016/ink" xmlns:am3d="http://schemas.microsoft.com/office/drawing/2017/model3d" xmlns:o="urn:schemas-microsoft-com:office:office" xmlns:oel="http://schemas.microsoft.com/office/2019/extlst" xmlns:r="http://schemas.openxmlformats.org/officeDocument/2006/relationships" xmlns:m="http://schemas.openxmlformats.org/officeDocument/2006/math" xmlns:v="urn:schemas-microsoft-com:vml" xmlns:wp14="http://schemas.microsoft.com/office/word/2010/wordprocessingDrawing" xmlns:wp="http://schemas.openxmlformats.org/drawingml/2006/wordprocessingDrawing" xmlns:w10="urn:schemas-microsoft-com:office:word" xmlns:w="http://schemas.openxmlformats.org/wordprocessingml/2006/main" xmlns:w14="http://schemas.microsoft.com/office/word/2010/wordml" xmlns:w15="http://schemas.microsoft.com/office/word/2012/wordml" xmlns:w16cex="http://schemas.microsoft.com/office/word/2018/wordml/cex" xmlns:w16cid="http://schemas.microsoft.com/office/word/2016/wordml/cid" xmlns:w16="http://schemas.microsoft.com/office/word/2018/wordml" xmlns:w16du="http://schemas.microsoft.com/office/word/2023/wordml/word16du" xmlns:w16sdtdh="http://schemas.microsoft.com/office/word/2020/wordml/sdtdatahash" xmlns:w16sdtfl="http://schemas.microsoft.com/office/word/2024/wordml/sdtformatlock" xmlns:w16se="http://schemas.microsoft.com/office/word/2015/wordml/symex" xmlns:wpg="http://schemas.microsoft.com/office/word/2010/wordprocessingGroup" xmlns:wpi="http://schemas.microsoft.com/office/word/2010/wordprocessingInk" xmlns:wne="http://schemas.microsoft.com/office/word/2006/wordml" xmlns:wps="http://schemas.microsoft.com/office/word/2010/wordprocessingShape" mc:Ignorable="w14 w15 w16se w16cid w16 w16cex w16sdtdh w16sdtfl w16du wp14">
   <w:body>
     <w:p>
       <w:pPr>
         <w:rPr>
-          <w:rFonts w:ascii="Garamond" w:hAnsi="Garamond"/>
+          <w:rFonts w:ascii="Brill" w:hAnsi="Brill"/>
           <w:lang w:val="es-ES"/>
         </w:rPr>
       </w:pPr>
-      <w:proofErr w:type="spellStart"/>
-      <w:r>
-        <w:rPr>
-          <w:rFonts w:ascii="Garamond" w:hAnsi="Garamond"/>
-          <w:lang w:val="es-ES"/>
-        </w:rPr>
-        <w:t>Dixo</w:t>
-      </w:r>
-      <w:proofErr w:type="spellEnd"/>
-      <w:r>
-        <w:rPr>
-          <w:rFonts w:ascii="Garamond" w:hAnsi="Garamond"/>
-          <w:lang w:val="es-ES"/>
-        </w:rPr>
-        <w:t xml:space="preserve"> el </w:t>
-      </w:r>
-      <w:proofErr w:type="spellStart"/>
-      <w:r>
-        <w:rPr>
-          <w:rFonts w:ascii="Garamond" w:hAnsi="Garamond"/>
+      <w:r>
+        <w:rPr>
+          <w:rFonts w:ascii="Brill" w:hAnsi="Brill"/>
+          <w:lang w:val="es-ES"/>
+        </w:rPr>
+        <w:t xml:space="preserve">Dixo el </w:t>
+      </w:r>
+      <w:proofErr w:type="spellStart"/>
+      <w:r>
+        <w:rPr>
+          <w:rFonts w:ascii="Brill" w:hAnsi="Brill"/>
           <w:lang w:val="es-ES"/>
         </w:rPr>
         <w:t>diciplo</w:t>
@@ -36,7 +27,7 @@
       <w:proofErr w:type="spellEnd"/>
       <w:r>
         <w:rPr>
-          <w:rFonts w:ascii="Garamond" w:hAnsi="Garamond"/>
+          <w:rFonts w:ascii="Brill" w:hAnsi="Brill"/>
           <w:lang w:val="es-ES"/>
         </w:rPr>
         <w:t xml:space="preserve"> a su maestro </w:t>
@@ -44,7 +35,7 @@
       <w:proofErr w:type="spellStart"/>
       <w:r>
         <w:rPr>
-          <w:rFonts w:ascii="Garamond" w:hAnsi="Garamond"/>
+          <w:rFonts w:ascii="Brill" w:hAnsi="Brill"/>
           <w:lang w:val="es-ES"/>
         </w:rPr>
         <w:t>maestro</w:t>
@@ -52,7 +43,7 @@
       <w:proofErr w:type="spellEnd"/>
       <w:r>
         <w:rPr>
-          <w:rFonts w:ascii="Garamond" w:hAnsi="Garamond"/>
+          <w:rFonts w:ascii="Brill" w:hAnsi="Brill"/>
           <w:lang w:val="es-ES"/>
         </w:rPr>
         <w:t xml:space="preserve"> ruego te que me digas </w:t>
@@ -60,7 +51,7 @@
       <w:proofErr w:type="spellStart"/>
       <w:r>
         <w:rPr>
-          <w:rFonts w:ascii="Garamond" w:hAnsi="Garamond"/>
+          <w:rFonts w:ascii="Brill" w:hAnsi="Brill"/>
           <w:lang w:val="es-ES"/>
         </w:rPr>
         <w:t>quando</w:t>
@@ -68,7 +59,7 @@
       <w:proofErr w:type="spellEnd"/>
       <w:r>
         <w:rPr>
-          <w:rFonts w:ascii="Garamond" w:hAnsi="Garamond"/>
+          <w:rFonts w:ascii="Brill" w:hAnsi="Brill"/>
           <w:lang w:val="es-ES"/>
         </w:rPr>
         <w:t xml:space="preserve"> dios fizo el cielo e la tierra enantes que lo </w:t>
@@ -76,7 +67,7 @@
       <w:proofErr w:type="spellStart"/>
       <w:r>
         <w:rPr>
-          <w:rFonts w:ascii="Garamond" w:hAnsi="Garamond"/>
+          <w:rFonts w:ascii="Brill" w:hAnsi="Brill"/>
           <w:lang w:val="es-ES"/>
         </w:rPr>
         <w:t>fiziese</w:t>
@@ -84,63 +75,15 @@
       <w:proofErr w:type="spellEnd"/>
       <w:r>
         <w:rPr>
-          <w:rFonts w:ascii="Garamond" w:hAnsi="Garamond"/>
-          <w:lang w:val="es-ES"/>
-        </w:rPr>
-        <w:t xml:space="preserve"> do </w:t>
-      </w:r>
-      <w:proofErr w:type="spellStart"/>
-      <w:r>
-        <w:rPr>
-          <w:rFonts w:ascii="Garamond" w:hAnsi="Garamond"/>
-          <w:lang w:val="es-ES"/>
-        </w:rPr>
-        <w:t>estava</w:t>
-      </w:r>
-      <w:proofErr w:type="spellEnd"/>
-      <w:r>
-        <w:rPr>
-          <w:rFonts w:ascii="Garamond" w:hAnsi="Garamond"/>
-          <w:lang w:val="es-ES"/>
-        </w:rPr>
-        <w:t xml:space="preserve"> el ca pues el cielo </w:t>
-      </w:r>
-      <w:proofErr w:type="spellStart"/>
-      <w:r>
-        <w:rPr>
-          <w:rFonts w:ascii="Garamond" w:hAnsi="Garamond"/>
-          <w:lang w:val="es-ES"/>
-        </w:rPr>
-        <w:t>nin</w:t>
-      </w:r>
-      <w:proofErr w:type="spellEnd"/>
-      <w:r>
-        <w:rPr>
-          <w:rFonts w:ascii="Garamond" w:hAnsi="Garamond"/>
-          <w:lang w:val="es-ES"/>
-        </w:rPr>
-        <w:t xml:space="preserve"> la tierra non </w:t>
-      </w:r>
-      <w:proofErr w:type="spellStart"/>
-      <w:r>
-        <w:rPr>
-          <w:rFonts w:ascii="Garamond" w:hAnsi="Garamond"/>
-          <w:lang w:val="es-ES"/>
-        </w:rPr>
-        <w:t>estava</w:t>
-      </w:r>
-      <w:proofErr w:type="spellEnd"/>
-      <w:r>
-        <w:rPr>
-          <w:rFonts w:ascii="Garamond" w:hAnsi="Garamond"/>
-          <w:lang w:val="es-ES"/>
-        </w:rPr>
-        <w:t xml:space="preserve"> fecho non se en </w:t>
-      </w:r>
-      <w:proofErr w:type="spellStart"/>
-      <w:r>
-        <w:rPr>
-          <w:rFonts w:ascii="Garamond" w:hAnsi="Garamond"/>
+          <w:rFonts w:ascii="Brill" w:hAnsi="Brill"/>
+          <w:lang w:val="es-ES"/>
+        </w:rPr>
+        <w:t xml:space="preserve"> do estava el ca pues el cielo nin la tierra non estava fecho non se en </w:t>
+      </w:r>
+      <w:proofErr w:type="spellStart"/>
+      <w:r>
+        <w:rPr>
+          <w:rFonts w:ascii="Brill" w:hAnsi="Brill"/>
           <w:lang w:val="es-ES"/>
         </w:rPr>
         <w:t>que</w:t>
@@ -148,7 +91,7 @@
       <w:proofErr w:type="spellEnd"/>
       <w:r>
         <w:rPr>
-          <w:rFonts w:ascii="Garamond" w:hAnsi="Garamond"/>
+          <w:rFonts w:ascii="Brill" w:hAnsi="Brill"/>
           <w:lang w:val="es-ES"/>
         </w:rPr>
         <w:t xml:space="preserve"> lugar pudiese estar </w:t>
@@ -156,7 +99,7 @@
       <w:proofErr w:type="spellStart"/>
       <w:r>
         <w:rPr>
-          <w:rFonts w:ascii="Garamond" w:hAnsi="Garamond"/>
+          <w:rFonts w:ascii="Brill" w:hAnsi="Brill"/>
           <w:lang w:val="es-ES"/>
         </w:rPr>
         <w:t>respondio</w:t>
@@ -164,63 +107,15 @@
       <w:proofErr w:type="spellEnd"/>
       <w:r>
         <w:rPr>
-          <w:rFonts w:ascii="Garamond" w:hAnsi="Garamond"/>
-          <w:lang w:val="es-ES"/>
-        </w:rPr>
-        <w:t xml:space="preserve"> el maestro e </w:t>
-      </w:r>
-      <w:proofErr w:type="spellStart"/>
-      <w:r>
-        <w:rPr>
-          <w:rFonts w:ascii="Garamond" w:hAnsi="Garamond"/>
-          <w:lang w:val="es-ES"/>
-        </w:rPr>
-        <w:t>dixo</w:t>
-      </w:r>
-      <w:proofErr w:type="spellEnd"/>
-      <w:r>
-        <w:rPr>
-          <w:rFonts w:ascii="Garamond" w:hAnsi="Garamond"/>
-          <w:lang w:val="es-ES"/>
-        </w:rPr>
-        <w:t xml:space="preserve"> buena demanda me </w:t>
-      </w:r>
-      <w:proofErr w:type="spellStart"/>
-      <w:r>
-        <w:rPr>
-          <w:rFonts w:ascii="Garamond" w:hAnsi="Garamond"/>
-          <w:lang w:val="es-ES"/>
-        </w:rPr>
-        <w:t>feziste</w:t>
-      </w:r>
-      <w:proofErr w:type="spellEnd"/>
-      <w:r>
-        <w:rPr>
-          <w:rFonts w:ascii="Garamond" w:hAnsi="Garamond"/>
-          <w:lang w:val="es-ES"/>
-        </w:rPr>
-        <w:t xml:space="preserve"> e muy alta e muy grande e quiero te responder a ella </w:t>
-      </w:r>
-      <w:proofErr w:type="spellStart"/>
-      <w:r>
-        <w:rPr>
-          <w:rFonts w:ascii="Garamond" w:hAnsi="Garamond"/>
-          <w:lang w:val="es-ES"/>
-        </w:rPr>
-        <w:t>verdat</w:t>
-      </w:r>
-      <w:proofErr w:type="spellEnd"/>
-      <w:r>
-        <w:rPr>
-          <w:rFonts w:ascii="Garamond" w:hAnsi="Garamond"/>
-          <w:lang w:val="es-ES"/>
-        </w:rPr>
-        <w:t xml:space="preserve"> es que dios lo fizo todo </w:t>
-      </w:r>
-      <w:proofErr w:type="spellStart"/>
-      <w:r>
-        <w:rPr>
-          <w:rFonts w:ascii="Garamond" w:hAnsi="Garamond"/>
+          <w:rFonts w:ascii="Brill" w:hAnsi="Brill"/>
+          <w:lang w:val="es-ES"/>
+        </w:rPr>
+        <w:t xml:space="preserve"> el maestro e dixo buena demanda me feziste e muy alta e muy grande e quiero te responder a ella verdat es que dios lo fizo todo </w:t>
+      </w:r>
+      <w:proofErr w:type="spellStart"/>
+      <w:r>
+        <w:rPr>
+          <w:rFonts w:ascii="Brill" w:hAnsi="Brill"/>
           <w:lang w:val="es-ES"/>
         </w:rPr>
         <w:t>e</w:t>
@@ -228,47 +123,15 @@
       <w:proofErr w:type="spellEnd"/>
       <w:r>
         <w:rPr>
-          <w:rFonts w:ascii="Garamond" w:hAnsi="Garamond"/>
-          <w:lang w:val="es-ES"/>
-        </w:rPr>
-        <w:t xml:space="preserve"> el non </w:t>
-      </w:r>
-      <w:proofErr w:type="spellStart"/>
-      <w:r>
-        <w:rPr>
-          <w:rFonts w:ascii="Garamond" w:hAnsi="Garamond"/>
-          <w:lang w:val="es-ES"/>
-        </w:rPr>
-        <w:t>estava</w:t>
-      </w:r>
-      <w:proofErr w:type="spellEnd"/>
-      <w:r>
-        <w:rPr>
-          <w:rFonts w:ascii="Garamond" w:hAnsi="Garamond"/>
-          <w:lang w:val="es-ES"/>
-        </w:rPr>
-        <w:t xml:space="preserve"> en nada mas todo </w:t>
-      </w:r>
-      <w:proofErr w:type="spellStart"/>
-      <w:r>
-        <w:rPr>
-          <w:rFonts w:ascii="Garamond" w:hAnsi="Garamond"/>
-          <w:lang w:val="es-ES"/>
-        </w:rPr>
-        <w:t>estava</w:t>
-      </w:r>
-      <w:proofErr w:type="spellEnd"/>
-      <w:r>
-        <w:rPr>
-          <w:rFonts w:ascii="Garamond" w:hAnsi="Garamond"/>
-          <w:lang w:val="es-ES"/>
-        </w:rPr>
-        <w:t xml:space="preserve"> en el </w:t>
-      </w:r>
-      <w:proofErr w:type="spellStart"/>
-      <w:r>
-        <w:rPr>
-          <w:rFonts w:ascii="Garamond" w:hAnsi="Garamond"/>
+          <w:rFonts w:ascii="Brill" w:hAnsi="Brill"/>
+          <w:lang w:val="es-ES"/>
+        </w:rPr>
+        <w:t xml:space="preserve"> el non estava en nada mas todo estava en el </w:t>
+      </w:r>
+      <w:proofErr w:type="spellStart"/>
+      <w:r>
+        <w:rPr>
+          <w:rFonts w:ascii="Brill" w:hAnsi="Brill"/>
           <w:lang w:val="es-ES"/>
         </w:rPr>
         <w:t>e</w:t>
@@ -276,7 +139,7 @@
       <w:proofErr w:type="spellEnd"/>
       <w:r>
         <w:rPr>
-          <w:rFonts w:ascii="Garamond" w:hAnsi="Garamond"/>
+          <w:rFonts w:ascii="Brill" w:hAnsi="Brill"/>
           <w:lang w:val="es-ES"/>
         </w:rPr>
         <w:t xml:space="preserve"> por esta </w:t>
@@ -284,7 +147,7 @@
       <w:proofErr w:type="spellStart"/>
       <w:r>
         <w:rPr>
-          <w:rFonts w:ascii="Garamond" w:hAnsi="Garamond"/>
+          <w:rFonts w:ascii="Brill" w:hAnsi="Brill"/>
           <w:lang w:val="es-ES"/>
         </w:rPr>
         <w:t>razon</w:t>
@@ -292,7 +155,7 @@
       <w:proofErr w:type="spellEnd"/>
       <w:r>
         <w:rPr>
-          <w:rFonts w:ascii="Garamond" w:hAnsi="Garamond"/>
+          <w:rFonts w:ascii="Brill" w:hAnsi="Brill"/>
           <w:lang w:val="es-ES"/>
         </w:rPr>
         <w:t xml:space="preserve"> es dios ca si dios non se pudiese tener si non en lugar do pudiese estar firme luego </w:t>
@@ -300,7 +163,7 @@
       <w:proofErr w:type="spellStart"/>
       <w:r>
         <w:rPr>
-          <w:rFonts w:ascii="Garamond" w:hAnsi="Garamond"/>
+          <w:rFonts w:ascii="Brill" w:hAnsi="Brill"/>
           <w:lang w:val="es-ES"/>
         </w:rPr>
         <w:t>seria</w:t>
@@ -308,23 +171,39 @@
       <w:proofErr w:type="spellEnd"/>
       <w:r>
         <w:rPr>
-          <w:rFonts w:ascii="Garamond" w:hAnsi="Garamond"/>
-          <w:lang w:val="es-ES"/>
-        </w:rPr>
-        <w:t xml:space="preserve"> dios menguado ca non seria luego si non como otro </w:t>
-      </w:r>
-      <w:proofErr w:type="spellStart"/>
-      <w:r>
-        <w:rPr>
-          <w:rFonts w:ascii="Garamond" w:hAnsi="Garamond"/>
-          <w:lang w:val="es-ES"/>
-        </w:rPr>
-        <w:t>ombre</w:t>
-      </w:r>
-      <w:proofErr w:type="spellEnd"/>
-      <w:r>
-        <w:rPr>
-          <w:rFonts w:ascii="Garamond" w:hAnsi="Garamond"/>
+          <w:rFonts w:ascii="Brill" w:hAnsi="Brill"/>
+          <w:lang w:val="es-ES"/>
+        </w:rPr>
+        <w:t xml:space="preserve"> dios menguado ca non seria luego si non como otro ombre </w:t>
+      </w:r>
+      <w:proofErr w:type="spellStart"/>
+      <w:r>
+        <w:rPr>
+          <w:rFonts w:ascii="Brill" w:hAnsi="Brill"/>
+          <w:lang w:val="es-ES"/>
+        </w:rPr>
+        <w:t>terenal</w:t>
+      </w:r>
+      <w:proofErr w:type="spellEnd"/>
+      <w:r>
+        <w:rPr>
+          <w:rFonts w:ascii="Brill" w:hAnsi="Brill"/>
+          <w:lang w:val="es-ES"/>
+        </w:rPr>
+        <w:t xml:space="preserve"> e non </w:t>
+      </w:r>
+      <w:proofErr w:type="spellStart"/>
+      <w:r>
+        <w:rPr>
+          <w:rFonts w:ascii="Brill" w:hAnsi="Brill"/>
+          <w:lang w:val="es-ES"/>
+        </w:rPr>
+        <w:t>avia</w:t>
+      </w:r>
+      <w:proofErr w:type="spellEnd"/>
+      <w:r>
+        <w:rPr>
+          <w:rFonts w:ascii="Brill" w:hAnsi="Brill"/>
           <w:lang w:val="es-ES"/>
         </w:rPr>
         <w:t xml:space="preserve"> </w:t>
@@ -332,23 +211,55 @@
       <w:proofErr w:type="spellStart"/>
       <w:r>
         <w:rPr>
-          <w:rFonts w:ascii="Garamond" w:hAnsi="Garamond"/>
-          <w:lang w:val="es-ES"/>
-        </w:rPr>
-        <w:t>terenal</w:t>
-      </w:r>
-      <w:proofErr w:type="spellEnd"/>
-      <w:r>
-        <w:rPr>
-          <w:rFonts w:ascii="Garamond" w:hAnsi="Garamond"/>
-          <w:lang w:val="es-ES"/>
-        </w:rPr>
-        <w:t xml:space="preserve"> e non </w:t>
-      </w:r>
-      <w:proofErr w:type="spellStart"/>
-      <w:r>
-        <w:rPr>
-          <w:rFonts w:ascii="Garamond" w:hAnsi="Garamond"/>
+          <w:rFonts w:ascii="Brill" w:hAnsi="Brill"/>
+          <w:lang w:val="es-ES"/>
+        </w:rPr>
+        <w:t>mas</w:t>
+      </w:r>
+      <w:proofErr w:type="spellEnd"/>
+      <w:r>
+        <w:rPr>
+          <w:rFonts w:ascii="Brill" w:hAnsi="Brill"/>
+          <w:lang w:val="es-ES"/>
+        </w:rPr>
+        <w:t xml:space="preserve"> poder que otro ombre </w:t>
+      </w:r>
+      <w:proofErr w:type="spellStart"/>
+      <w:r>
+        <w:rPr>
+          <w:rFonts w:ascii="Brill" w:hAnsi="Brill"/>
+          <w:lang w:val="es-ES"/>
+        </w:rPr>
+        <w:t>mas</w:t>
+      </w:r>
+      <w:proofErr w:type="spellEnd"/>
+      <w:r>
+        <w:rPr>
+          <w:rFonts w:ascii="Brill" w:hAnsi="Brill"/>
+          <w:lang w:val="es-ES"/>
+        </w:rPr>
+        <w:t xml:space="preserve"> el estava en todo e la su obra </w:t>
+      </w:r>
+      <w:proofErr w:type="spellStart"/>
+      <w:r>
+        <w:rPr>
+          <w:rFonts w:ascii="Brill" w:hAnsi="Brill"/>
+          <w:lang w:val="es-ES"/>
+        </w:rPr>
+        <w:t>qu</w:t>
+      </w:r>
+      <w:proofErr w:type="spellEnd"/>
+      <w:r>
+        <w:rPr>
+          <w:rFonts w:ascii="Brill" w:hAnsi="Brill"/>
+          <w:lang w:val="es-ES"/>
+        </w:rPr>
+        <w:t xml:space="preserve"> el fizo estava toda en el como aquel que sabie aquello que </w:t>
+      </w:r>
+      <w:proofErr w:type="spellStart"/>
+      <w:r>
+        <w:rPr>
+          <w:rFonts w:ascii="Brill" w:hAnsi="Brill"/>
           <w:lang w:val="es-ES"/>
         </w:rPr>
         <w:t>avia</w:t>
@@ -356,7 +267,48 @@
       <w:proofErr w:type="spellEnd"/>
       <w:r>
         <w:rPr>
-          <w:rFonts w:ascii="Garamond" w:hAnsi="Garamond"/>
+          <w:rFonts w:ascii="Brill" w:hAnsi="Brill"/>
+          <w:lang w:val="es-ES"/>
+        </w:rPr>
+        <w:t xml:space="preserve"> de fazer e por eso </w:t>
+      </w:r>
+      <w:r>
+        <w:rPr>
+          <w:rFonts w:ascii="Brill" w:hAnsi="Brill"/>
+          <w:lang w:val="es-ES"/>
+        </w:rPr>
+        <w:t xml:space="preserve">dixo san Juan evangelista </w:t>
+      </w:r>
+      <w:r>
+        <w:rPr>
+          <w:rFonts w:ascii="Brill" w:hAnsi="Brill"/>
+          <w:color w:val="ED7D31" w:themeColor="accent2"/>
+          <w:lang w:val="es-ES"/>
+        </w:rPr>
+        <w:t>O</w:t>
+      </w:r>
+      <w:r>
+        <w:rPr>
+          <w:rFonts w:ascii="Brill" w:hAnsi="Brill"/>
+          <w:color w:val="ED7D31" w:themeColor="accent2"/>
+          <w:lang w:val="es-ES"/>
+        </w:rPr>
+        <w:t xml:space="preserve">mnia per </w:t>
+      </w:r>
+      <w:proofErr w:type="spellStart"/>
+      <w:r>
+        <w:rPr>
+          <w:rFonts w:ascii="Brill" w:hAnsi="Brill"/>
+          <w:color w:val="ED7D31" w:themeColor="accent2"/>
+          <w:lang w:val="es-ES"/>
+        </w:rPr>
+        <w:t>ipsum</w:t>
+      </w:r>
+      <w:proofErr w:type="spellEnd"/>
+      <w:r>
+        <w:rPr>
+          <w:rFonts w:ascii="Brill" w:hAnsi="Brill"/>
+          <w:color w:val="ED7D31" w:themeColor="accent2"/>
           <w:lang w:val="es-ES"/>
         </w:rPr>
         <w:t xml:space="preserve"> </w:t>
@@ -364,31 +316,35 @@
       <w:proofErr w:type="spellStart"/>
       <w:r>
         <w:rPr>
-          <w:rFonts w:ascii="Garamond" w:hAnsi="Garamond"/>
-          <w:lang w:val="es-ES"/>
-        </w:rPr>
-        <w:t>mas</w:t>
-      </w:r>
-      <w:proofErr w:type="spellEnd"/>
-      <w:r>
-        <w:rPr>
-          <w:rFonts w:ascii="Garamond" w:hAnsi="Garamond"/>
-          <w:lang w:val="es-ES"/>
-        </w:rPr>
-        <w:t xml:space="preserve"> poder que otro </w:t>
-      </w:r>
-      <w:proofErr w:type="spellStart"/>
-      <w:r>
-        <w:rPr>
-          <w:rFonts w:ascii="Garamond" w:hAnsi="Garamond"/>
-          <w:lang w:val="es-ES"/>
-        </w:rPr>
-        <w:t>ombre</w:t>
-      </w:r>
-      <w:proofErr w:type="spellEnd"/>
-      <w:r>
-        <w:rPr>
-          <w:rFonts w:ascii="Garamond" w:hAnsi="Garamond"/>
+          <w:rFonts w:ascii="Brill" w:hAnsi="Brill"/>
+          <w:color w:val="ED7D31" w:themeColor="accent2"/>
+          <w:lang w:val="es-ES"/>
+        </w:rPr>
+        <w:t>facta</w:t>
+      </w:r>
+      <w:proofErr w:type="spellEnd"/>
+      <w:r>
+        <w:rPr>
+          <w:rFonts w:ascii="Brill" w:hAnsi="Brill"/>
+          <w:color w:val="ED7D31" w:themeColor="accent2"/>
+          <w:lang w:val="es-ES"/>
+        </w:rPr>
+        <w:t xml:space="preserve"> sunt et sine </w:t>
+      </w:r>
+      <w:proofErr w:type="spellStart"/>
+      <w:r>
+        <w:rPr>
+          <w:rFonts w:ascii="Brill" w:hAnsi="Brill"/>
+          <w:color w:val="ED7D31" w:themeColor="accent2"/>
+          <w:lang w:val="es-ES"/>
+        </w:rPr>
+        <w:t>ipse</w:t>
+      </w:r>
+      <w:proofErr w:type="spellEnd"/>
+      <w:r>
+        <w:rPr>
+          <w:rFonts w:ascii="Brill" w:hAnsi="Brill"/>
+          <w:color w:val="ED7D31" w:themeColor="accent2"/>
           <w:lang w:val="es-ES"/>
         </w:rPr>
         <w:t xml:space="preserve"> </w:t>
@@ -396,235 +352,37 @@
       <w:proofErr w:type="spellStart"/>
       <w:r>
         <w:rPr>
-          <w:rFonts w:ascii="Garamond" w:hAnsi="Garamond"/>
-          <w:lang w:val="es-ES"/>
-        </w:rPr>
-        <w:t>mas</w:t>
-      </w:r>
-      <w:proofErr w:type="spellEnd"/>
-      <w:r>
-        <w:rPr>
-          <w:rFonts w:ascii="Garamond" w:hAnsi="Garamond"/>
-          <w:lang w:val="es-ES"/>
-        </w:rPr>
-        <w:t xml:space="preserve"> el </w:t>
-      </w:r>
-      <w:proofErr w:type="spellStart"/>
-      <w:r>
-        <w:rPr>
-          <w:rFonts w:ascii="Garamond" w:hAnsi="Garamond"/>
-          <w:lang w:val="es-ES"/>
-        </w:rPr>
-        <w:t>estava</w:t>
-      </w:r>
-      <w:proofErr w:type="spellEnd"/>
-      <w:r>
-        <w:rPr>
-          <w:rFonts w:ascii="Garamond" w:hAnsi="Garamond"/>
-          <w:lang w:val="es-ES"/>
-        </w:rPr>
-        <w:t xml:space="preserve"> en todo e la su obra </w:t>
-      </w:r>
-      <w:proofErr w:type="spellStart"/>
-      <w:r>
-        <w:rPr>
-          <w:rFonts w:ascii="Garamond" w:hAnsi="Garamond"/>
-          <w:lang w:val="es-ES"/>
-        </w:rPr>
-        <w:t>qu</w:t>
-      </w:r>
-      <w:proofErr w:type="spellEnd"/>
-      <w:r>
-        <w:rPr>
-          <w:rFonts w:ascii="Garamond" w:hAnsi="Garamond"/>
-          <w:lang w:val="es-ES"/>
-        </w:rPr>
-        <w:t xml:space="preserve"> el fizo </w:t>
-      </w:r>
-      <w:proofErr w:type="spellStart"/>
-      <w:r>
-        <w:rPr>
-          <w:rFonts w:ascii="Garamond" w:hAnsi="Garamond"/>
-          <w:lang w:val="es-ES"/>
-        </w:rPr>
-        <w:t>estava</w:t>
-      </w:r>
-      <w:proofErr w:type="spellEnd"/>
-      <w:r>
-        <w:rPr>
-          <w:rFonts w:ascii="Garamond" w:hAnsi="Garamond"/>
-          <w:lang w:val="es-ES"/>
-        </w:rPr>
-        <w:t xml:space="preserve"> toda en el como aquel que sabie aquello que </w:t>
-      </w:r>
-      <w:proofErr w:type="spellStart"/>
-      <w:r>
-        <w:rPr>
-          <w:rFonts w:ascii="Garamond" w:hAnsi="Garamond"/>
-          <w:lang w:val="es-ES"/>
-        </w:rPr>
-        <w:t>avia</w:t>
-      </w:r>
-      <w:proofErr w:type="spellEnd"/>
-      <w:r>
-        <w:rPr>
-          <w:rFonts w:ascii="Garamond" w:hAnsi="Garamond"/>
-          <w:lang w:val="es-ES"/>
-        </w:rPr>
-        <w:t xml:space="preserve"> de </w:t>
-      </w:r>
-      <w:proofErr w:type="spellStart"/>
-      <w:r>
-        <w:rPr>
-          <w:rFonts w:ascii="Garamond" w:hAnsi="Garamond"/>
-          <w:lang w:val="es-ES"/>
-        </w:rPr>
-        <w:t>fazer</w:t>
-      </w:r>
-      <w:proofErr w:type="spellEnd"/>
-      <w:r>
-        <w:rPr>
-          <w:rFonts w:ascii="Garamond" w:hAnsi="Garamond"/>
-          <w:lang w:val="es-ES"/>
-        </w:rPr>
-        <w:t xml:space="preserve"> e por eso </w:t>
-      </w:r>
-      <w:proofErr w:type="spellStart"/>
-      <w:r>
-        <w:rPr>
-          <w:rFonts w:ascii="Garamond" w:hAnsi="Garamond"/>
-          <w:lang w:val="es-ES"/>
-        </w:rPr>
-        <w:t>dixo</w:t>
-      </w:r>
-      <w:proofErr w:type="spellEnd"/>
-      <w:r>
-        <w:rPr>
-          <w:rFonts w:ascii="Garamond" w:hAnsi="Garamond"/>
-          <w:lang w:val="es-ES"/>
-        </w:rPr>
-        <w:t xml:space="preserve"> san Juan evangelista </w:t>
-      </w:r>
-      <w:r>
-        <w:rPr>
-          <w:rFonts w:ascii="Garamond" w:hAnsi="Garamond"/>
+          <w:rFonts w:ascii="Brill" w:hAnsi="Brill"/>
           <w:color w:val="ED7D31" w:themeColor="accent2"/>
           <w:lang w:val="es-ES"/>
         </w:rPr>
-        <w:t>O</w:t>
-      </w:r>
-      <w:r>
-        <w:rPr>
-          <w:rFonts w:ascii="Garamond" w:hAnsi="Garamond"/>
+        <w:t>fautum</w:t>
+      </w:r>
+      <w:proofErr w:type="spellEnd"/>
+      <w:r>
+        <w:rPr>
+          <w:rFonts w:ascii="Brill" w:hAnsi="Brill"/>
           <w:color w:val="ED7D31" w:themeColor="accent2"/>
           <w:lang w:val="es-ES"/>
         </w:rPr>
-        <w:t xml:space="preserve">mnia per </w:t>
-      </w:r>
-      <w:proofErr w:type="spellStart"/>
-      <w:r>
-        <w:rPr>
-          <w:rFonts w:ascii="Garamond" w:hAnsi="Garamond"/>
+        <w:t xml:space="preserve"> es </w:t>
+      </w:r>
+      <w:proofErr w:type="spellStart"/>
+      <w:r>
+        <w:rPr>
+          <w:rFonts w:ascii="Brill" w:hAnsi="Brill"/>
           <w:color w:val="ED7D31" w:themeColor="accent2"/>
           <w:lang w:val="es-ES"/>
         </w:rPr>
-        <w:t>ipsum</w:t>
-      </w:r>
-      <w:proofErr w:type="spellEnd"/>
-      <w:r>
-        <w:rPr>
-          <w:rFonts w:ascii="Garamond" w:hAnsi="Garamond"/>
-          <w:color w:val="ED7D31" w:themeColor="accent2"/>
-          <w:lang w:val="es-ES"/>
-        </w:rPr>
-        <w:t xml:space="preserve"> </w:t>
-      </w:r>
-      <w:proofErr w:type="spellStart"/>
-      <w:r>
-        <w:rPr>
-          <w:rFonts w:ascii="Garamond" w:hAnsi="Garamond"/>
-          <w:color w:val="ED7D31" w:themeColor="accent2"/>
-          <w:lang w:val="es-ES"/>
-        </w:rPr>
-        <w:t>facta</w:t>
-      </w:r>
-      <w:proofErr w:type="spellEnd"/>
-      <w:r>
-        <w:rPr>
-          <w:rFonts w:ascii="Garamond" w:hAnsi="Garamond"/>
-          <w:color w:val="ED7D31" w:themeColor="accent2"/>
-          <w:lang w:val="es-ES"/>
-        </w:rPr>
-        <w:t xml:space="preserve"> sunt et sine </w:t>
-      </w:r>
-      <w:proofErr w:type="spellStart"/>
-      <w:r>
-        <w:rPr>
-          <w:rFonts w:ascii="Garamond" w:hAnsi="Garamond"/>
-          <w:color w:val="ED7D31" w:themeColor="accent2"/>
-          <w:lang w:val="es-ES"/>
-        </w:rPr>
-        <w:t>ipse</w:t>
-      </w:r>
-      <w:proofErr w:type="spellEnd"/>
-      <w:r>
-        <w:rPr>
-          <w:rFonts w:ascii="Garamond" w:hAnsi="Garamond"/>
-          <w:color w:val="ED7D31" w:themeColor="accent2"/>
-          <w:lang w:val="es-ES"/>
-        </w:rPr>
-        <w:t xml:space="preserve"> </w:t>
-      </w:r>
-      <w:proofErr w:type="spellStart"/>
-      <w:r>
-        <w:rPr>
-          <w:rFonts w:ascii="Garamond" w:hAnsi="Garamond"/>
-          <w:color w:val="ED7D31" w:themeColor="accent2"/>
-          <w:lang w:val="es-ES"/>
-        </w:rPr>
-        <w:t>fautum</w:t>
-      </w:r>
-      <w:proofErr w:type="spellEnd"/>
-      <w:r>
-        <w:rPr>
-          <w:rFonts w:ascii="Garamond" w:hAnsi="Garamond"/>
-          <w:color w:val="ED7D31" w:themeColor="accent2"/>
-          <w:lang w:val="es-ES"/>
-        </w:rPr>
-        <w:t xml:space="preserve"> es </w:t>
-      </w:r>
-      <w:proofErr w:type="spellStart"/>
-      <w:r>
-        <w:rPr>
-          <w:rFonts w:ascii="Garamond" w:hAnsi="Garamond"/>
-          <w:color w:val="ED7D31" w:themeColor="accent2"/>
-          <w:lang w:val="es-ES"/>
-        </w:rPr>
         <w:t>nichil</w:t>
       </w:r>
       <w:proofErr w:type="spellEnd"/>
       <w:r>
         <w:rPr>
-          <w:rFonts w:ascii="Garamond" w:hAnsi="Garamond"/>
-          <w:lang w:val="es-ES"/>
-        </w:rPr>
-        <w:t xml:space="preserve"> que quiere </w:t>
-      </w:r>
-      <w:proofErr w:type="spellStart"/>
-      <w:r>
-        <w:rPr>
-          <w:rFonts w:ascii="Garamond" w:hAnsi="Garamond"/>
-          <w:lang w:val="es-ES"/>
-        </w:rPr>
-        <w:t>dezir</w:t>
-      </w:r>
-      <w:proofErr w:type="spellEnd"/>
-      <w:r>
-        <w:rPr>
-          <w:rFonts w:ascii="Garamond" w:hAnsi="Garamond"/>
-          <w:lang w:val="es-ES"/>
-        </w:rPr>
-        <w:t xml:space="preserve"> todas las cosas por el son fechas e sin el non puede ser fecho nada</w:t>
+          <w:rFonts w:ascii="Brill" w:hAnsi="Brill"/>
+          <w:lang w:val="es-ES"/>
+        </w:rPr>
+        <w:t xml:space="preserve"> que quiere dezir todas las cosas por el son fechas e sin el non puede ser fecho nada</w:t>
       </w:r>
     </w:p>
     <w:sectPr>
@@ -638,7 +396,7 @@
 </file>
 
 <file path=word/styles.xml><?xml version="1.0" encoding="utf-8"?>
-<w:styles xmlns:mc="http://schemas.openxmlformats.org/markup-compatibility/2006" xmlns:r="http://schemas.openxmlformats.org/officeDocument/2006/relationships" xmlns:w="http://schemas.openxmlformats.org/wordprocessingml/2006/main" xmlns:w14="http://schemas.microsoft.com/office/word/2010/wordml" xmlns:w15="http://schemas.microsoft.com/office/word/2012/wordml" xmlns:w16cex="http://schemas.microsoft.com/office/word/2018/wordml/cex" xmlns:w16cid="http://schemas.microsoft.com/office/word/2016/wordml/cid" xmlns:w16="http://schemas.microsoft.com/office/word/2018/wordml" xmlns:w16sdtdh="http://schemas.microsoft.com/office/word/2020/wordml/sdtdatahash" xmlns:w16se="http://schemas.microsoft.com/office/word/2015/wordml/symex" mc:Ignorable="w14 w15 w16se w16cid w16 w16cex w16sdtdh">
+<w:styles xmlns:mc="http://schemas.openxmlformats.org/markup-compatibility/2006" xmlns:r="http://schemas.openxmlformats.org/officeDocument/2006/relationships" xmlns:w="http://schemas.openxmlformats.org/wordprocessingml/2006/main" xmlns:w14="http://schemas.microsoft.com/office/word/2010/wordml" xmlns:w15="http://schemas.microsoft.com/office/word/2012/wordml" xmlns:w16cex="http://schemas.microsoft.com/office/word/2018/wordml/cex" xmlns:w16cid="http://schemas.microsoft.com/office/word/2016/wordml/cid" xmlns:w16="http://schemas.microsoft.com/office/word/2018/wordml" xmlns:w16du="http://schemas.microsoft.com/office/word/2023/wordml/word16du" xmlns:w16sdtdh="http://schemas.microsoft.com/office/word/2020/wordml/sdtdatahash" xmlns:w16sdtfl="http://schemas.microsoft.com/office/word/2024/wordml/sdtformatlock" xmlns:w16se="http://schemas.microsoft.com/office/word/2015/wordml/symex" mc:Ignorable="w14 w15 w16se w16cid w16 w16cex w16sdtdh w16sdtfl w16du">
   <w:docDefaults>
     <w:rPrDefault>
       <w:rPr>
